--- a/zht/docx/51.content.docx
+++ b/zht/docx/51.content.docx
@@ -19,7 +19,7 @@
         <w:rPr>
           <w:lang w:val="zh_TW" w:bidi="zh_TW"/>
         </w:rPr>
-        <w:t>Resource: 研讀筆記 - 書籍簡介 (Tyndale)</w:t>
+        <w:t>Resource: Tyndale Open Study Notes</w:t>
       </w:r>
       <w:r>
         <w:rPr>
@@ -112,7 +112,7 @@
         <w:rPr>
           <w:lang w:val="zh_TW" w:bidi="zh_TW"/>
         </w:rPr>
-        <w:t>研讀筆記 - 書籍簡介 (Tyndale)</w:t>
+        <w:t>Tyndale Open Study Notes</w:t>
       </w:r>
     </w:p>
     <w:p>

--- a/zht/docx/51.content.docx
+++ b/zht/docx/51.content.docx
@@ -19,7 +19,7 @@
         <w:rPr>
           <w:lang w:val="zh_TW" w:bidi="zh_TW"/>
         </w:rPr>
-        <w:t>Resource: Tyndale Open Study Notes</w:t>
+        <w:t>Resource: Aquifer Open Study Notes (Book Intros)</w:t>
       </w:r>
       <w:r>
         <w:rPr>
@@ -112,7 +112,7 @@
         <w:rPr>
           <w:lang w:val="zh_TW" w:bidi="zh_TW"/>
         </w:rPr>
-        <w:t>Tyndale Open Study Notes</w:t>
+        <w:t>Aquifer Open Study Notes (Book Intros)</w:t>
       </w:r>
     </w:p>
     <w:p>

--- a/zht/docx/51.content.docx
+++ b/zht/docx/51.content.docx
@@ -272,54 +272,36 @@
         </w:rPr>
         <w:t>保羅提到，以巴弗是第一個向歌羅西人傳福音的人（</w:t>
       </w:r>
-      <w:hyperlink r:id="rId13">
-        <w:r>
-          <w:rPr>
-            <w:lang w:val="zh_TW" w:bidi="zh_TW"/>
-          </w:rPr>
-          <w:rPr>
-            <w:color w:val="0000EE"/>
-            <w:u w:val="single"/>
-          </w:rPr>
-          <w:t>1:7</w:t>
-        </w:r>
-      </w:hyperlink>
+      <w:r>
+        <w:rPr>
+          <w:lang w:val="zh_TW" w:bidi="zh_TW"/>
+        </w:rPr>
+        <w:t>1:7</w:t>
+      </w:r>
       <w:r>
         <w:rPr>
           <w:lang w:val="zh_TW" w:bidi="zh_TW"/>
         </w:rPr>
         <w:t>）。以巴弗可能在保羅於以弗所傳教三年間歸信了基督。當時，以弗所是整個行省的商業與行政中心，而歌羅西是其中的一部分。路加記載，保羅停留在以弗所的期間，「一切住在亞細亞的......都聽見主的道」（</w:t>
       </w:r>
-      <w:hyperlink r:id="rId14">
-        <w:r>
-          <w:rPr>
-            <w:lang w:val="zh_TW" w:bidi="zh_TW"/>
-          </w:rPr>
-          <w:rPr>
-            <w:color w:val="0000EE"/>
-            <w:u w:val="single"/>
-          </w:rPr>
-          <w:t>徒19:10</w:t>
-        </w:r>
-      </w:hyperlink>
+      <w:r>
+        <w:rPr>
+          <w:lang w:val="zh_TW" w:bidi="zh_TW"/>
+        </w:rPr>
+        <w:t>徒19:10</w:t>
+      </w:r>
       <w:r>
         <w:rPr>
           <w:lang w:val="zh_TW" w:bidi="zh_TW"/>
         </w:rPr>
         <w:t>）。雖然保羅本人從未到訪歌羅西（</w:t>
       </w:r>
-      <w:hyperlink r:id="rId15">
-        <w:r>
-          <w:rPr>
-            <w:lang w:val="zh_TW" w:bidi="zh_TW"/>
-          </w:rPr>
-          <w:rPr>
-            <w:color w:val="0000EE"/>
-            <w:u w:val="single"/>
-          </w:rPr>
-          <w:t>西2:1</w:t>
-        </w:r>
-      </w:hyperlink>
+      <w:r>
+        <w:rPr>
+          <w:lang w:val="zh_TW" w:bidi="zh_TW"/>
+        </w:rPr>
+        <w:t>西2:1</w:t>
+      </w:r>
       <w:r>
         <w:rPr>
           <w:lang w:val="zh_TW" w:bidi="zh_TW"/>
@@ -340,72 +322,48 @@
         </w:rPr>
         <w:t>保羅撰寫歌羅西書之時，以巴弗正在探訪身陷囹圄的保羅（</w:t>
       </w:r>
-      <w:hyperlink r:id="rId16">
-        <w:r>
-          <w:rPr>
-            <w:lang w:val="zh_TW" w:bidi="zh_TW"/>
-          </w:rPr>
-          <w:rPr>
-            <w:color w:val="0000EE"/>
-            <w:u w:val="single"/>
-          </w:rPr>
-          <w:t>4:12</w:t>
-        </w:r>
-      </w:hyperlink>
+      <w:r>
+        <w:rPr>
+          <w:lang w:val="zh_TW" w:bidi="zh_TW"/>
+        </w:rPr>
+        <w:t>4:12</w:t>
+      </w:r>
       <w:r>
         <w:rPr>
           <w:lang w:val="zh_TW" w:bidi="zh_TW"/>
         </w:rPr>
         <w:t>）。以巴弗向保羅述說這間年輕教會所遭遇的一些困難。特別令他擔憂的是，有些異端教師在歌羅西推崇那「執政的、掌權的」（</w:t>
       </w:r>
-      <w:hyperlink r:id="rId17">
-        <w:r>
-          <w:rPr>
-            <w:lang w:val="zh_TW" w:bidi="zh_TW"/>
-          </w:rPr>
-          <w:rPr>
-            <w:color w:val="0000EE"/>
-            <w:u w:val="single"/>
-          </w:rPr>
-          <w:t>2:15</w:t>
-        </w:r>
-      </w:hyperlink>
+      <w:r>
+        <w:rPr>
+          <w:lang w:val="zh_TW" w:bidi="zh_TW"/>
+        </w:rPr>
+        <w:t>2:15</w:t>
+      </w:r>
       <w:r>
         <w:rPr>
           <w:lang w:val="zh_TW" w:bidi="zh_TW"/>
         </w:rPr>
         <w:t>）和「世上的小學」（</w:t>
       </w:r>
-      <w:hyperlink r:id="rId18">
-        <w:r>
-          <w:rPr>
-            <w:lang w:val="zh_TW" w:bidi="zh_TW"/>
-          </w:rPr>
-          <w:rPr>
-            <w:color w:val="0000EE"/>
-            <w:u w:val="single"/>
-          </w:rPr>
-          <w:t>2:8</w:t>
-        </w:r>
-      </w:hyperlink>
+      <w:r>
+        <w:rPr>
+          <w:lang w:val="zh_TW" w:bidi="zh_TW"/>
+        </w:rPr>
+        <w:t>2:8</w:t>
+      </w:r>
       <w:r>
         <w:rPr>
           <w:lang w:val="zh_TW" w:bidi="zh_TW"/>
         </w:rPr>
         <w:t>、</w:t>
       </w:r>
-      <w:hyperlink r:id="rId19">
-        <w:r>
-          <w:rPr>
-            <w:lang w:val="zh_TW" w:bidi="zh_TW"/>
-          </w:rPr>
-          <w:rPr>
-            <w:color w:val="0000EE"/>
-            <w:u w:val="single"/>
-          </w:rPr>
-          <w:t>20</w:t>
-        </w:r>
-      </w:hyperlink>
+      <w:r>
+        <w:rPr>
+          <w:lang w:val="zh_TW" w:bidi="zh_TW"/>
+        </w:rPr>
+        <w:t>20</w:t>
+      </w:r>
       <w:r>
         <w:rPr>
           <w:lang w:val="zh_TW" w:bidi="zh_TW"/>
@@ -437,36 +395,24 @@
         </w:rPr>
         <w:t>歌羅西書分為兩部分，</w:t>
       </w:r>
-      <w:hyperlink r:id="rId20">
-        <w:r>
-          <w:rPr>
-            <w:lang w:val="zh_TW" w:bidi="zh_TW"/>
-          </w:rPr>
-          <w:rPr>
-            <w:color w:val="0000EE"/>
-            <w:u w:val="single"/>
-          </w:rPr>
-          <w:t>第一至二章</w:t>
-        </w:r>
-      </w:hyperlink>
+      <w:r>
+        <w:rPr>
+          <w:lang w:val="zh_TW" w:bidi="zh_TW"/>
+        </w:rPr>
+        <w:t>第一至二章</w:t>
+      </w:r>
       <w:r>
         <w:rPr>
           <w:lang w:val="zh_TW" w:bidi="zh_TW"/>
         </w:rPr>
         <w:t>著重於神學，</w:t>
       </w:r>
-      <w:hyperlink r:id="rId21">
-        <w:r>
-          <w:rPr>
-            <w:lang w:val="zh_TW" w:bidi="zh_TW"/>
-          </w:rPr>
-          <w:rPr>
-            <w:color w:val="0000EE"/>
-            <w:u w:val="single"/>
-          </w:rPr>
-          <w:t>第三至四章</w:t>
-        </w:r>
-      </w:hyperlink>
+      <w:r>
+        <w:rPr>
+          <w:lang w:val="zh_TW" w:bidi="zh_TW"/>
+        </w:rPr>
+        <w:t>第三至四章</w:t>
+      </w:r>
       <w:r>
         <w:rPr>
           <w:lang w:val="zh_TW" w:bidi="zh_TW"/>
@@ -487,126 +433,84 @@
         </w:rPr>
         <w:t>保羅在問安 （</w:t>
       </w:r>
-      <w:hyperlink r:id="rId22">
-        <w:r>
-          <w:rPr>
-            <w:lang w:val="zh_TW" w:bidi="zh_TW"/>
-          </w:rPr>
-          <w:rPr>
-            <w:color w:val="0000EE"/>
-            <w:u w:val="single"/>
-          </w:rPr>
-          <w:t>1:1–2</w:t>
-        </w:r>
-      </w:hyperlink>
+      <w:r>
+        <w:rPr>
+          <w:lang w:val="zh_TW" w:bidi="zh_TW"/>
+        </w:rPr>
+        <w:t>1:1–2</w:t>
+      </w:r>
       <w:r>
         <w:rPr>
           <w:lang w:val="zh_TW" w:bidi="zh_TW"/>
         </w:rPr>
         <w:t>）後，一如新約書信的慣例，開始一段感恩的話語（</w:t>
       </w:r>
-      <w:hyperlink r:id="rId23">
-        <w:r>
-          <w:rPr>
-            <w:lang w:val="zh_TW" w:bidi="zh_TW"/>
-          </w:rPr>
-          <w:rPr>
-            <w:color w:val="0000EE"/>
-            <w:u w:val="single"/>
-          </w:rPr>
-          <w:t>1:3–14</w:t>
-        </w:r>
-      </w:hyperlink>
+      <w:r>
+        <w:rPr>
+          <w:lang w:val="zh_TW" w:bidi="zh_TW"/>
+        </w:rPr>
+        <w:t>1:3–14</w:t>
+      </w:r>
       <w:r>
         <w:rPr>
           <w:lang w:val="zh_TW" w:bidi="zh_TW"/>
         </w:rPr>
         <w:t>）。接著，為了闡明他的核心神學觀點，保羅引用並改寫了一首讚美至高基督的詩歌（</w:t>
       </w:r>
-      <w:hyperlink r:id="rId24">
-        <w:r>
-          <w:rPr>
-            <w:lang w:val="zh_TW" w:bidi="zh_TW"/>
-          </w:rPr>
-          <w:rPr>
-            <w:color w:val="0000EE"/>
-            <w:u w:val="single"/>
-          </w:rPr>
-          <w:t>1:15–20</w:t>
-        </w:r>
-      </w:hyperlink>
+      <w:r>
+        <w:rPr>
+          <w:lang w:val="zh_TW" w:bidi="zh_TW"/>
+        </w:rPr>
+        <w:t>1:15–20</w:t>
+      </w:r>
       <w:r>
         <w:rPr>
           <w:lang w:val="zh_TW" w:bidi="zh_TW"/>
         </w:rPr>
         <w:t>），然後將其應用於實際生活（</w:t>
       </w:r>
-      <w:hyperlink r:id="rId25">
-        <w:r>
-          <w:rPr>
-            <w:lang w:val="zh_TW" w:bidi="zh_TW"/>
-          </w:rPr>
-          <w:rPr>
-            <w:color w:val="0000EE"/>
-            <w:u w:val="single"/>
-          </w:rPr>
-          <w:t>1:21–23</w:t>
-        </w:r>
-      </w:hyperlink>
+      <w:r>
+        <w:rPr>
+          <w:lang w:val="zh_TW" w:bidi="zh_TW"/>
+        </w:rPr>
+        <w:t>1:21–23</w:t>
+      </w:r>
       <w:r>
         <w:rPr>
           <w:lang w:val="zh_TW" w:bidi="zh_TW"/>
         </w:rPr>
         <w:t>），隨後再談論他作為外邦人使徒的職事（</w:t>
       </w:r>
-      <w:hyperlink r:id="rId26">
-        <w:r>
-          <w:rPr>
-            <w:lang w:val="zh_TW" w:bidi="zh_TW"/>
-          </w:rPr>
-          <w:rPr>
-            <w:color w:val="0000EE"/>
-            <w:u w:val="single"/>
-          </w:rPr>
-          <w:t>1:24–2:5</w:t>
-        </w:r>
-      </w:hyperlink>
+      <w:r>
+        <w:rPr>
+          <w:lang w:val="zh_TW" w:bidi="zh_TW"/>
+        </w:rPr>
+        <w:t>1:24–2:5</w:t>
+      </w:r>
       <w:r>
         <w:rPr>
           <w:lang w:val="zh_TW" w:bidi="zh_TW"/>
         </w:rPr>
         <w:t>）。之後他回到主題，勸勉歌羅西信徒持守對基督耶穌的忠誠，因為唯有祂供應了信徒屬靈的生命（</w:t>
       </w:r>
-      <w:hyperlink r:id="rId27">
-        <w:r>
-          <w:rPr>
-            <w:lang w:val="zh_TW" w:bidi="zh_TW"/>
-          </w:rPr>
-          <w:rPr>
-            <w:color w:val="0000EE"/>
-            <w:u w:val="single"/>
-          </w:rPr>
-          <w:t>2:6–15</w:t>
-        </w:r>
-      </w:hyperlink>
+      <w:r>
+        <w:rPr>
+          <w:lang w:val="zh_TW" w:bidi="zh_TW"/>
+        </w:rPr>
+        <w:t>2:6–15</w:t>
+      </w:r>
       <w:r>
         <w:rPr>
           <w:lang w:val="zh_TW" w:bidi="zh_TW"/>
         </w:rPr>
         <w:t>）。這封書信的神學部分以警告結束，提醒信徒不要以規條作為實現屬靈生命的手段（</w:t>
       </w:r>
-      <w:hyperlink r:id="rId28">
-        <w:r>
-          <w:rPr>
-            <w:lang w:val="zh_TW" w:bidi="zh_TW"/>
-          </w:rPr>
-          <w:rPr>
-            <w:color w:val="0000EE"/>
-            <w:u w:val="single"/>
-          </w:rPr>
-          <w:t>2:16–23</w:t>
-        </w:r>
-      </w:hyperlink>
+      <w:r>
+        <w:rPr>
+          <w:lang w:val="zh_TW" w:bidi="zh_TW"/>
+        </w:rPr>
+        <w:t>2:16–23</w:t>
+      </w:r>
       <w:r>
         <w:rPr>
           <w:lang w:val="zh_TW" w:bidi="zh_TW"/>
@@ -627,108 +531,72 @@
         </w:rPr>
         <w:t>書信的後半部分（</w:t>
       </w:r>
-      <w:hyperlink r:id="rId21">
-        <w:r>
-          <w:rPr>
-            <w:lang w:val="zh_TW" w:bidi="zh_TW"/>
-          </w:rPr>
-          <w:rPr>
-            <w:color w:val="0000EE"/>
-            <w:u w:val="single"/>
-          </w:rPr>
-          <w:t>3–4章</w:t>
-        </w:r>
-      </w:hyperlink>
+      <w:r>
+        <w:rPr>
+          <w:lang w:val="zh_TW" w:bidi="zh_TW"/>
+        </w:rPr>
+        <w:t>3–4章</w:t>
+      </w:r>
       <w:r>
         <w:rPr>
           <w:lang w:val="zh_TW" w:bidi="zh_TW"/>
         </w:rPr>
         <w:t>）偏向實踐層面，首先是一個整體的呼籲，要信徒脫離罪惡、活出在基督裡的新生命（</w:t>
       </w:r>
-      <w:hyperlink r:id="rId29">
-        <w:r>
-          <w:rPr>
-            <w:lang w:val="zh_TW" w:bidi="zh_TW"/>
-          </w:rPr>
-          <w:rPr>
-            <w:color w:val="0000EE"/>
-            <w:u w:val="single"/>
-          </w:rPr>
-          <w:t>3:1–11</w:t>
-        </w:r>
-      </w:hyperlink>
+      <w:r>
+        <w:rPr>
+          <w:lang w:val="zh_TW" w:bidi="zh_TW"/>
+        </w:rPr>
+        <w:t>3:1–11</w:t>
+      </w:r>
       <w:r>
         <w:rPr>
           <w:lang w:val="zh_TW" w:bidi="zh_TW"/>
         </w:rPr>
         <w:t>）。接下來，保羅提供了關於基督徒群體生活（</w:t>
       </w:r>
-      <w:hyperlink r:id="rId30">
-        <w:r>
-          <w:rPr>
-            <w:lang w:val="zh_TW" w:bidi="zh_TW"/>
-          </w:rPr>
-          <w:rPr>
-            <w:color w:val="0000EE"/>
-            <w:u w:val="single"/>
-          </w:rPr>
-          <w:t>3:12–17</w:t>
-        </w:r>
-      </w:hyperlink>
+      <w:r>
+        <w:rPr>
+          <w:lang w:val="zh_TW" w:bidi="zh_TW"/>
+        </w:rPr>
+        <w:t>3:12–17</w:t>
+      </w:r>
       <w:r>
         <w:rPr>
           <w:lang w:val="zh_TW" w:bidi="zh_TW"/>
         </w:rPr>
         <w:t>）及家庭生活的指引（</w:t>
       </w:r>
-      <w:hyperlink r:id="rId31">
-        <w:r>
-          <w:rPr>
-            <w:lang w:val="zh_TW" w:bidi="zh_TW"/>
-          </w:rPr>
-          <w:rPr>
-            <w:color w:val="0000EE"/>
-            <w:u w:val="single"/>
-          </w:rPr>
-          <w:t>3:18–4:1</w:t>
-        </w:r>
-      </w:hyperlink>
+      <w:r>
+        <w:rPr>
+          <w:lang w:val="zh_TW" w:bidi="zh_TW"/>
+        </w:rPr>
+        <w:t>3:18–4:1</w:t>
+      </w:r>
       <w:r>
         <w:rPr>
           <w:lang w:val="zh_TW" w:bidi="zh_TW"/>
         </w:rPr>
         <w:t>）。書信最後勉勵信徒持續禱告（</w:t>
       </w:r>
-      <w:hyperlink r:id="rId32">
-        <w:r>
-          <w:rPr>
-            <w:lang w:val="zh_TW" w:bidi="zh_TW"/>
-          </w:rPr>
-          <w:rPr>
-            <w:color w:val="0000EE"/>
-            <w:u w:val="single"/>
-          </w:rPr>
-          <w:t>4:2–6</w:t>
-        </w:r>
-      </w:hyperlink>
+      <w:r>
+        <w:rPr>
+          <w:lang w:val="zh_TW" w:bidi="zh_TW"/>
+        </w:rPr>
+        <w:t>4:2–6</w:t>
+      </w:r>
       <w:r>
         <w:rPr>
           <w:lang w:val="zh_TW" w:bidi="zh_TW"/>
         </w:rPr>
         <w:t>），並提到一些同工及其他信徒的近況（</w:t>
       </w:r>
-      <w:hyperlink r:id="rId33">
-        <w:r>
-          <w:rPr>
-            <w:lang w:val="zh_TW" w:bidi="zh_TW"/>
-          </w:rPr>
-          <w:rPr>
-            <w:color w:val="0000EE"/>
-            <w:u w:val="single"/>
-          </w:rPr>
-          <w:t>4:7–18</w:t>
-        </w:r>
-      </w:hyperlink>
+      <w:r>
+        <w:rPr>
+          <w:lang w:val="zh_TW" w:bidi="zh_TW"/>
+        </w:rPr>
+        <w:t>4:7–18</w:t>
+      </w:r>
       <w:r>
         <w:rPr>
           <w:lang w:val="zh_TW" w:bidi="zh_TW"/>
@@ -760,18 +628,12 @@
         </w:rPr>
         <w:t>歌羅西書、以弗所書、腓利門書和腓立比書通常被稱為監獄書信——這四封書信都是保羅因傳講耶穌基督而被監禁時所寫的（見</w:t>
       </w:r>
-      <w:hyperlink r:id="rId34">
-        <w:r>
-          <w:rPr>
-            <w:lang w:val="zh_TW" w:bidi="zh_TW"/>
-          </w:rPr>
-          <w:rPr>
-            <w:color w:val="0000EE"/>
-            <w:u w:val="single"/>
-          </w:rPr>
-          <w:t>4:18</w:t>
-        </w:r>
-      </w:hyperlink>
+      <w:r>
+        <w:rPr>
+          <w:lang w:val="zh_TW" w:bidi="zh_TW"/>
+        </w:rPr>
+        <w:t>4:18</w:t>
+      </w:r>
       <w:r>
         <w:rPr>
           <w:lang w:val="zh_TW" w:bidi="zh_TW"/>
@@ -804,54 +666,36 @@
         </w:rPr>
         <w:t>保羅在這些監獄書信中提到一些相同的同工。例如，寫給腓利門的信中，他解釋了自己為何將腓利門的逃奴阿尼西謀送回給他。而阿尼西謀在返回時，也帶著寫給歌羅西教會的書信（</w:t>
       </w:r>
-      <w:hyperlink r:id="rId35">
-        <w:r>
-          <w:rPr>
-            <w:lang w:val="zh_TW" w:bidi="zh_TW"/>
-          </w:rPr>
-          <w:rPr>
-            <w:color w:val="0000EE"/>
-            <w:u w:val="single"/>
-          </w:rPr>
-          <w:t>4:9</w:t>
-        </w:r>
-      </w:hyperlink>
+      <w:r>
+        <w:rPr>
+          <w:lang w:val="zh_TW" w:bidi="zh_TW"/>
+        </w:rPr>
+        <w:t>4:9</w:t>
+      </w:r>
       <w:r>
         <w:rPr>
           <w:lang w:val="zh_TW" w:bidi="zh_TW"/>
         </w:rPr>
         <w:t>）。此外，在歌羅西書（</w:t>
       </w:r>
-      <w:hyperlink r:id="rId36">
-        <w:r>
-          <w:rPr>
-            <w:lang w:val="zh_TW" w:bidi="zh_TW"/>
-          </w:rPr>
-          <w:rPr>
-            <w:color w:val="0000EE"/>
-            <w:u w:val="single"/>
-          </w:rPr>
-          <w:t>4:7</w:t>
-        </w:r>
-      </w:hyperlink>
+      <w:r>
+        <w:rPr>
+          <w:lang w:val="zh_TW" w:bidi="zh_TW"/>
+        </w:rPr>
+        <w:t>4:7</w:t>
+      </w:r>
       <w:r>
         <w:rPr>
           <w:lang w:val="zh_TW" w:bidi="zh_TW"/>
         </w:rPr>
         <w:t>）和以弗所書（</w:t>
       </w:r>
-      <w:hyperlink r:id="rId37">
-        <w:r>
-          <w:rPr>
-            <w:lang w:val="zh_TW" w:bidi="zh_TW"/>
-          </w:rPr>
-          <w:rPr>
-            <w:color w:val="0000EE"/>
-            <w:u w:val="single"/>
-          </w:rPr>
-          <w:t>6:21</w:t>
-        </w:r>
-      </w:hyperlink>
+      <w:r>
+        <w:rPr>
+          <w:lang w:val="zh_TW" w:bidi="zh_TW"/>
+        </w:rPr>
+        <w:t>6:21</w:t>
+      </w:r>
       <w:r>
         <w:rPr>
           <w:lang w:val="zh_TW" w:bidi="zh_TW"/>
@@ -883,18 +727,12 @@
         </w:rPr>
         <w:t>保羅寫信給歌羅西教會，因為假教師正在擾亂教會。歌羅西是位於該地區其中一條主要羅馬道路上的重要商業中心，這個城市可能會接觸來自各種宗教和哲學的思想。與許多異端教導相似，「歌羅西異端」大抵是當時各種觀念與思想的混合體。我們無法明確識別這些假教師或其教導的細節，但可以從書信中看出一些特點：（1）這些假教師顯然堅守安息日與月朔節期（</w:t>
       </w:r>
-      <w:hyperlink r:id="rId38">
-        <w:r>
-          <w:rPr>
-            <w:lang w:val="zh_TW" w:bidi="zh_TW"/>
-          </w:rPr>
-          <w:rPr>
-            <w:color w:val="0000EE"/>
-            <w:u w:val="single"/>
-          </w:rPr>
-          <w:t>2:16</w:t>
-        </w:r>
-      </w:hyperlink>
+      <w:r>
+        <w:rPr>
+          <w:lang w:val="zh_TW" w:bidi="zh_TW"/>
+        </w:rPr>
+        <w:t>2:16</w:t>
+      </w:r>
       <w:r>
         <w:rPr>
           <w:lang w:val="zh_TW" w:bidi="zh_TW"/>
@@ -926,36 +764,24 @@
         </w:rPr>
         <w:t>歌羅西書中，保羅引導這間年輕的基督教會回到使徒傳講關於基督的福音。為了對抗假教師的影響，保羅強調基督在一切受造物之上，無論是靈界還是物質世界，基督擁有至高的主權。唯耶穌是神一切豐盛的居所，耶穌也是屬靈成長唯一終極的源頭，所有真實的屬靈經歷都以祂為中心而出（</w:t>
       </w:r>
-      <w:hyperlink r:id="rId39">
-        <w:r>
-          <w:rPr>
-            <w:lang w:val="zh_TW" w:bidi="zh_TW"/>
-          </w:rPr>
-          <w:rPr>
-            <w:color w:val="0000EE"/>
-            <w:u w:val="single"/>
-          </w:rPr>
-          <w:t>2:19</w:t>
-        </w:r>
-      </w:hyperlink>
+      <w:r>
+        <w:rPr>
+          <w:lang w:val="zh_TW" w:bidi="zh_TW"/>
+        </w:rPr>
+        <w:t>2:19</w:t>
+      </w:r>
       <w:r>
         <w:rPr>
           <w:lang w:val="zh_TW" w:bidi="zh_TW"/>
         </w:rPr>
         <w:t>）。假教師所強調的規條並不來自基督，因此這些規條無法帶來真正的屬靈益處（</w:t>
       </w:r>
-      <w:hyperlink r:id="rId40">
-        <w:r>
-          <w:rPr>
-            <w:lang w:val="zh_TW" w:bidi="zh_TW"/>
-          </w:rPr>
-          <w:rPr>
-            <w:color w:val="0000EE"/>
-            <w:u w:val="single"/>
-          </w:rPr>
-          <w:t>2:23</w:t>
-        </w:r>
-      </w:hyperlink>
+      <w:r>
+        <w:rPr>
+          <w:lang w:val="zh_TW" w:bidi="zh_TW"/>
+        </w:rPr>
+        <w:t>2:23</w:t>
+      </w:r>
       <w:r>
         <w:rPr>
           <w:lang w:val="zh_TW" w:bidi="zh_TW"/>
@@ -990,60 +816,36 @@
         </w:rPr>
         <w:t>保羅勸勉歌羅西信徒，避免過度看重儀式規條（</w:t>
       </w:r>
-      <w:hyperlink r:id="rId28">
-        <w:r>
-          <w:rPr>
-            <w:lang w:val="zh_TW" w:bidi="zh_TW"/>
-          </w:rPr>
-          <w:rPr>
-            <w:color w:val="0000EE"/>
-            <w:u w:val="single"/>
-          </w:rPr>
-          <w:t>2:16–23</w:t>
-        </w:r>
-      </w:hyperlink>
+      <w:r>
+        <w:rPr>
+          <w:lang w:val="zh_TW" w:bidi="zh_TW"/>
+        </w:rPr>
+        <w:t>2:16–23</w:t>
+      </w:r>
       <w:r>
         <w:rPr>
           <w:lang w:val="zh_TW" w:bidi="zh_TW"/>
         </w:rPr>
         <w:t>）。反之，所有基督徒都當與基督的死與復活聯合（</w:t>
       </w:r>
-      <w:hyperlink r:id="rId41">
-        <w:r>
-          <w:rPr>
-            <w:lang w:val="zh_TW" w:bidi="zh_TW"/>
-          </w:rPr>
-          <w:rPr>
-            <w:color w:val="0000EE"/>
-            <w:u w:val="single"/>
-          </w:rPr>
-          <w:t>2:11、</w:t>
-        </w:r>
-      </w:hyperlink>
-      <w:hyperlink r:id="rId42">
-        <w:r>
-          <w:rPr>
-            <w:lang w:val="zh_TW" w:bidi="zh_TW"/>
-          </w:rPr>
-          <w:rPr>
-            <w:color w:val="0000EE"/>
-            <w:u w:val="single"/>
-          </w:rPr>
-          <w:t>19–20，</w:t>
-        </w:r>
-      </w:hyperlink>
-      <w:hyperlink r:id="rId43">
-        <w:r>
-          <w:rPr>
-            <w:lang w:val="zh_TW" w:bidi="zh_TW"/>
-          </w:rPr>
-          <w:rPr>
-            <w:color w:val="0000EE"/>
-            <w:u w:val="single"/>
-          </w:rPr>
-          <w:t>3:1–4</w:t>
-        </w:r>
-      </w:hyperlink>
+      <w:r>
+        <w:rPr>
+          <w:lang w:val="zh_TW" w:bidi="zh_TW"/>
+        </w:rPr>
+        <w:t>2:11、</w:t>
+      </w:r>
+      <w:r>
+        <w:rPr>
+          <w:lang w:val="zh_TW" w:bidi="zh_TW"/>
+        </w:rPr>
+        <w:t>19–20，</w:t>
+      </w:r>
+      <w:r>
+        <w:rPr>
+          <w:lang w:val="zh_TW" w:bidi="zh_TW"/>
+        </w:rPr>
+        <w:t>3:1–4</w:t>
+      </w:r>
       <w:r>
         <w:rPr>
           <w:lang w:val="zh_TW" w:bidi="zh_TW"/>
